--- a/0629/AI_도구_활용_정책_v2.6.docx
+++ b/0629/AI_도구_활용_정책_v2.6.docx
@@ -1049,7 +1049,7 @@
                 <w:sz w:val="18"/>
                 <w:szCs w:val="18"/>
               </w:rPr>
-              <w:t>매트릭스 정정 — 대외비(등급 2) 가명·</w:t>
+              <w:t>매트릭스 정정 — 대외비(회사계약 등급) 가명·마스킹 조건 삭제·ZDR 통제로 정정, 비밀(사내전용 등급) PIA 또는 보안성 심의로 구체화, 개인정보 가명·익명처리에 따른 재분류 원칙 신설(§3.3)</w:t>
             </w:r>
             <w:proofErr w:type="spellStart"/>
             <w:r>
@@ -1057,7 +1057,6 @@
                 <w:sz w:val="18"/>
                 <w:szCs w:val="18"/>
               </w:rPr>
-              <w:t>마스킹</w:t>
             </w:r>
             <w:proofErr w:type="spellEnd"/>
             <w:r>
@@ -1065,7 +1064,6 @@
                 <w:sz w:val="18"/>
                 <w:szCs w:val="18"/>
               </w:rPr>
-              <w:t xml:space="preserve"> 조건 삭제·ZDR 통제로 정정, 비밀(등급 3) PIA 또는 보안성 심의로 구체화, 개인정보 가명·익명처리에 따른 </w:t>
             </w:r>
             <w:proofErr w:type="spellStart"/>
             <w:r>
@@ -1073,7 +1071,6 @@
                 <w:sz w:val="18"/>
                 <w:szCs w:val="18"/>
               </w:rPr>
-              <w:t>재분류</w:t>
             </w:r>
             <w:proofErr w:type="spellEnd"/>
             <w:r>
@@ -1081,7 +1078,6 @@
                 <w:sz w:val="18"/>
                 <w:szCs w:val="18"/>
               </w:rPr>
-              <w:t xml:space="preserve"> 원칙 신설(§3.3)</w:t>
             </w:r>
           </w:p>
         </w:tc>
@@ -1173,7 +1169,7 @@
                 <w:sz w:val="18"/>
                 <w:szCs w:val="18"/>
               </w:rPr>
-              <w:t xml:space="preserve">가명정보 외부 입력 정합 정정 — 가명정보는 Level 3 유지, 검증된 익명만 </w:t>
+              <w:t>가명정보 외부 입력 정합 정정 — 가명정보는 Level 3 유지, 검증된 익명만 재분류(§3.3). 사내전용 등급 경량·중량 2트랙 신설(§4.3), 사내전용 등급 판정 기준(data path) 명시(§3.2)</w:t>
             </w:r>
             <w:proofErr w:type="spellStart"/>
             <w:r>
@@ -1181,7 +1177,6 @@
                 <w:sz w:val="18"/>
                 <w:szCs w:val="18"/>
               </w:rPr>
-              <w:t>재분류</w:t>
             </w:r>
             <w:proofErr w:type="spellEnd"/>
             <w:r>
@@ -1189,7 +1184,6 @@
                 <w:sz w:val="18"/>
                 <w:szCs w:val="18"/>
               </w:rPr>
-              <w:t>(§3.3). 사내 전용(등급 3) 경량·중량 2트랙 신설(§4.3), 등급 3 판정 기준(data path) 명시(§3.2)</w:t>
             </w:r>
           </w:p>
         </w:tc>
@@ -5572,15 +5566,11 @@
           <w:bCs/>
           <w:color w:val="E8A020"/>
         </w:rPr>
-        <w:t xml:space="preserve">①  </w:t>
-      </w:r>
-      <w:r>
-        <w:t>'</w:t>
-      </w:r>
+        <w:t>①  '등급'이란 AI 도구의 보안 강도에 따른 분류로, 「AI 활용 및 관리 요령」 제11조에 따라 개인계정 등급(공용 클라우드 — 개인 계정 무료·유료)·회사계약 등급(엔터프라이즈 계약 — 회사 명의)·사내전용 등급으로 구분하며, 보안 위험 등으로 사용 금지된 도구는 '폐지 등급'으로 분류한다.</w:t>
+      </w:r>
+      <w:r/>
       <w:proofErr w:type="gramEnd"/>
-      <w:r>
-        <w:t>등급'이란 AI 도구의 보안 강도에 따른 분류로, 「AI 활용 및 관리 요령」 제11조에 따라 등급 1(공용 클라우드 — 개인 계정 무료·유료)·등급 2(엔터프라이즈 계약 — 회사 명의)·등급 3(사내 전용)으로 구분하며, 보안 위험 등으로 사용 금지된 도구는 '폐지'로 분류한다.</w:t>
-      </w:r>
+      <w:r/>
     </w:p>
     <w:p>
       <w:pPr>
@@ -5781,7 +5771,7 @@
         <w:spacing w:before="80" w:after="80"/>
       </w:pPr>
       <w:r>
-        <w:t>본 정책의 도구 등급은 「AI 활용 및 관리 요령」 제11조의 3개 등급과 동일하다: 등급 1(공용 클라우드 — 개인 계정 무료·유료 서비스), 등급 2(엔터프라이즈 계약 — 회사 명의), 등급 3(사내 전용). 본 정책은 요령 제6조④ 위임에 따른 시행세칙으로서 요령이 위임한 허용 기준 본체를 수록한다.</w:t>
+        <w:t>본 정책의 도구 등급은 「AI 활용 및 관리 요령」 제11조의 3개 등급과 동일하다: 개인계정 등급(공용 클라우드 — 개인 계정 무료·유료 서비스), 회사계약 등급(엔터프라이즈 계약 — 회사 명의), 사내전용 등급. 본 정책은 요령 제6조④ 위임에 따른 시행세칙으로서 요령이 위임한 허용 기준 본체를 수록한다.</w:t>
       </w:r>
     </w:p>
     <w:p>
@@ -6018,7 +6008,7 @@
                 <w:sz w:val="17"/>
                 <w:szCs w:val="17"/>
               </w:rPr>
-              <w:t>1</w:t>
+              <w:t>개인계정</w:t>
             </w:r>
           </w:p>
         </w:tc>
@@ -6052,16 +6042,15 @@
                 <w:sz w:val="17"/>
                 <w:szCs w:val="17"/>
               </w:rPr>
-              <w:t xml:space="preserve">등급 1 — </w:t>
-            </w:r>
-          </w:p>
-          <w:p>
-            <w:r>
-              <w:rPr>
-                <w:sz w:val="17"/>
-                <w:szCs w:val="17"/>
-              </w:rPr>
               <w:t>공용 클라우드 (개인 계정)</w:t>
+            </w:r>
+          </w:p>
+          <w:p>
+            <w:r>
+              <w:rPr>
+                <w:sz w:val="17"/>
+                <w:szCs w:val="17"/>
+              </w:rPr>
             </w:r>
           </w:p>
         </w:tc>
@@ -6232,7 +6221,7 @@
                 <w:sz w:val="17"/>
                 <w:szCs w:val="17"/>
               </w:rPr>
-              <w:t>2</w:t>
+              <w:t>회사계약</w:t>
             </w:r>
           </w:p>
         </w:tc>
@@ -6266,16 +6255,15 @@
                 <w:sz w:val="17"/>
                 <w:szCs w:val="17"/>
               </w:rPr>
-              <w:t xml:space="preserve">등급 2 — </w:t>
-            </w:r>
-          </w:p>
-          <w:p>
-            <w:r>
-              <w:rPr>
-                <w:sz w:val="17"/>
-                <w:szCs w:val="17"/>
-              </w:rPr>
-              <w:t>엔터프라이즈 계약</w:t>
+              <w:t>엔터프라이즈 계약 (회사 명의)</w:t>
+            </w:r>
+          </w:p>
+          <w:p>
+            <w:r>
+              <w:rPr>
+                <w:sz w:val="17"/>
+                <w:szCs w:val="17"/>
+              </w:rPr>
             </w:r>
           </w:p>
         </w:tc>
@@ -6446,7 +6434,7 @@
                 <w:sz w:val="17"/>
                 <w:szCs w:val="17"/>
               </w:rPr>
-              <w:t>3</w:t>
+              <w:t>사내전용</w:t>
             </w:r>
           </w:p>
         </w:tc>
@@ -6480,16 +6468,15 @@
                 <w:sz w:val="17"/>
                 <w:szCs w:val="17"/>
               </w:rPr>
-              <w:t xml:space="preserve">등급 3 — </w:t>
-            </w:r>
-          </w:p>
-          <w:p>
-            <w:r>
-              <w:rPr>
-                <w:sz w:val="17"/>
-                <w:szCs w:val="17"/>
-              </w:rPr>
               <w:t>사내 전용 (Self-hosted)</w:t>
+            </w:r>
+          </w:p>
+          <w:p>
+            <w:r>
+              <w:rPr>
+                <w:sz w:val="17"/>
+                <w:szCs w:val="17"/>
+              </w:rPr>
             </w:r>
           </w:p>
         </w:tc>
@@ -7762,7 +7749,7 @@
         <w:spacing w:before="80" w:after="80"/>
       </w:pPr>
       <w:r>
-        <w:t>AI 도구 사용 가능 여부는 다음 매트릭스에 따라 결정된다. 본 매트릭스는 AX추진실이 관리하는 워크스페이스(등급 2) 가입자에 대해서는 정상 적용되며, 통제 워크스페이스 외 사용은 §8.5 제재 절차의 대상이 된다.</w:t>
+        <w:t>AI 도구 사용 가능 여부는 다음 매트릭스에 따라 결정된다. 본 매트릭스는 AX추진실이 관리하는 워크스페이스(회사계약 등급) 가입자에 대해서는 정상 적용되며, 통제 워크스페이스 외 사용은 §8.5 제재 절차의 대상이 된다.</w:t>
       </w:r>
     </w:p>
     <w:p>
@@ -7841,7 +7828,7 @@
                 <w:sz w:val="18"/>
                 <w:szCs w:val="18"/>
               </w:rPr>
-              <w:t>도구</w:t>
+              <w:t>입력 데이터 \ 도구</w:t>
             </w:r>
           </w:p>
           <w:p>
@@ -7863,7 +7850,6 @@
                 <w:sz w:val="18"/>
                 <w:szCs w:val="18"/>
               </w:rPr>
-              <w:t>등급</w:t>
             </w:r>
           </w:p>
           <w:p>
@@ -7920,7 +7906,6 @@
                 <w:sz w:val="18"/>
                 <w:szCs w:val="18"/>
               </w:rPr>
-              <w:t>데이터</w:t>
             </w:r>
           </w:p>
           <w:p>
@@ -7932,7 +7917,6 @@
                 <w:sz w:val="18"/>
                 <w:szCs w:val="18"/>
               </w:rPr>
-              <w:t xml:space="preserve"> 등급</w:t>
             </w:r>
           </w:p>
         </w:tc>
@@ -7973,7 +7957,7 @@
                 <w:sz w:val="18"/>
                 <w:szCs w:val="18"/>
               </w:rPr>
-              <w:t>본인</w:t>
+              <w:t>본인확인망</w:t>
             </w:r>
           </w:p>
           <w:p>
@@ -7989,7 +7973,6 @@
                 <w:sz w:val="18"/>
                 <w:szCs w:val="18"/>
               </w:rPr>
-              <w:t>확인망</w:t>
             </w:r>
             <w:proofErr w:type="spellEnd"/>
           </w:p>
@@ -8032,7 +8015,7 @@
                 <w:sz w:val="18"/>
                 <w:szCs w:val="18"/>
               </w:rPr>
-              <w:t>업무망</w:t>
+              <w:t>업무망·개인계정</w:t>
             </w:r>
             <w:proofErr w:type="spellEnd"/>
             <w:r>
@@ -8043,7 +8026,6 @@
                 <w:sz w:val="18"/>
                 <w:szCs w:val="18"/>
               </w:rPr>
-              <w:t xml:space="preserve"> </w:t>
             </w:r>
           </w:p>
           <w:p>
@@ -8058,7 +8040,6 @@
                 <w:sz w:val="18"/>
                 <w:szCs w:val="18"/>
               </w:rPr>
-              <w:t>등급 1</w:t>
             </w:r>
           </w:p>
         </w:tc>
@@ -8093,7 +8074,7 @@
                 <w:sz w:val="18"/>
                 <w:szCs w:val="18"/>
               </w:rPr>
-              <w:t>업무망</w:t>
+              <w:t>업무망·회사계약</w:t>
             </w:r>
             <w:proofErr w:type="spellEnd"/>
             <w:r>
@@ -8104,7 +8085,6 @@
                 <w:sz w:val="18"/>
                 <w:szCs w:val="18"/>
               </w:rPr>
-              <w:t xml:space="preserve"> 등급 2</w:t>
             </w:r>
           </w:p>
         </w:tc>
@@ -8139,7 +8119,7 @@
                 <w:sz w:val="18"/>
                 <w:szCs w:val="18"/>
               </w:rPr>
-              <w:t>업무망</w:t>
+              <w:t>업무망·사내전용</w:t>
             </w:r>
             <w:proofErr w:type="spellEnd"/>
             <w:r>
@@ -8150,7 +8130,6 @@
                 <w:sz w:val="18"/>
                 <w:szCs w:val="18"/>
               </w:rPr>
-              <w:t xml:space="preserve"> 등급 3</w:t>
             </w:r>
           </w:p>
         </w:tc>
@@ -8184,7 +8163,7 @@
                 <w:sz w:val="18"/>
                 <w:szCs w:val="18"/>
               </w:rPr>
-              <w:t>인터넷망 등급 1</w:t>
+              <w:t>인터넷망·개인계정</w:t>
             </w:r>
           </w:p>
         </w:tc>
@@ -8225,7 +8204,7 @@
                 <w:sz w:val="18"/>
                 <w:szCs w:val="18"/>
               </w:rPr>
-              <w:t xml:space="preserve">인터넷망 </w:t>
+              <w:t>인터넷망·회사계약</w:t>
             </w:r>
           </w:p>
           <w:p>
@@ -8240,7 +8219,6 @@
                 <w:sz w:val="18"/>
                 <w:szCs w:val="18"/>
               </w:rPr>
-              <w:t>등급 2</w:t>
             </w:r>
           </w:p>
         </w:tc>
@@ -8281,7 +8259,7 @@
                 <w:sz w:val="18"/>
                 <w:szCs w:val="18"/>
               </w:rPr>
-              <w:t xml:space="preserve">인터넷망 </w:t>
+              <w:t>인터넷망·사내전용</w:t>
             </w:r>
           </w:p>
           <w:p>
@@ -8296,7 +8274,6 @@
                 <w:sz w:val="18"/>
                 <w:szCs w:val="18"/>
               </w:rPr>
-              <w:t>등급 3</w:t>
             </w:r>
           </w:p>
         </w:tc>
@@ -9107,7 +9084,7 @@
           <w:sz w:val="19"/>
           <w:szCs w:val="19"/>
         </w:rPr>
-        <w:t xml:space="preserve">ℹ </w:t>
+        <w:t>ℹ 참고  자기신고: §8.3에 따라 사용 개시 전 AX추진실에 신고 완료 필수. §5.4 활용 가이드라인: 개인계정 등급 도구 사용 시 회사명·부서명·구체적 업무 맥락을 입력에 포함하지 않을 것 등.</w:t>
       </w:r>
       <w:proofErr w:type="gramStart"/>
       <w:r>
@@ -9118,14 +9095,12 @@
           <w:sz w:val="19"/>
           <w:szCs w:val="19"/>
         </w:rPr>
-        <w:t xml:space="preserve">참고  </w:t>
       </w:r>
       <w:r>
         <w:rPr>
           <w:sz w:val="19"/>
           <w:szCs w:val="19"/>
         </w:rPr>
-        <w:t>자기신고</w:t>
       </w:r>
       <w:proofErr w:type="gramEnd"/>
       <w:r>
@@ -9133,7 +9108,6 @@
           <w:sz w:val="19"/>
           <w:szCs w:val="19"/>
         </w:rPr>
-        <w:t>: §8.3에 따라 사용 개시 전 AX추진실에 신고 완료 필수. §5.4 활용 가이드라인: 등급 1 도구 사용 시 회사명·부서명·구체적 업무 맥락을 입력에 포함하지 않을 것 등.</w:t>
       </w:r>
     </w:p>
     <w:p>
@@ -9156,7 +9130,7 @@
           <w:sz w:val="19"/>
           <w:szCs w:val="19"/>
         </w:rPr>
-        <w:t xml:space="preserve">ℹ </w:t>
+        <w:t>ℹ 참고  사내전용 등급으로 인정되려면 입력 데이터가 실제로 외부로 전송되지 않아야 하며(data path 확인), 화면·UI가 사내에 있더라도 내부적으로 외부 AI API를 호출하여 입력이 외부로 전송되는 도구는 사내전용 등급으로 보지 아니하고 외부 도구 기준을 적용한다.</w:t>
       </w:r>
       <w:proofErr w:type="gramStart"/>
       <w:r>
@@ -9167,14 +9141,12 @@
           <w:sz w:val="19"/>
           <w:szCs w:val="19"/>
         </w:rPr>
-        <w:t xml:space="preserve">참고  </w:t>
       </w:r>
       <w:r>
         <w:rPr>
           <w:sz w:val="19"/>
           <w:szCs w:val="19"/>
         </w:rPr>
-        <w:t>등급</w:t>
       </w:r>
       <w:proofErr w:type="gramEnd"/>
       <w:r>
@@ -9182,7 +9154,6 @@
           <w:sz w:val="19"/>
           <w:szCs w:val="19"/>
         </w:rPr>
-        <w:t xml:space="preserve"> 3(사내 전용)으로 인정되려면 입력 데이터가 실제로 외부로 전송되지 않아야 하며(data path 확인), 화면·UI가 사내에 있더라도 내부적으로 외부 AI API를 호출하여 입력이 외부로 전송되는 도구는 등급 3로 보지 아니하고 외부 도구 기준을 적용한다.</w:t>
       </w:r>
     </w:p>
     <w:p>
@@ -9421,7 +9392,7 @@
           <w:sz w:val="19"/>
           <w:szCs w:val="19"/>
         </w:rPr>
-        <w:t xml:space="preserve">ℹ </w:t>
+        <w:t>ℹ 참고  일반 개인정보의 외부 처리: 회사계약 등급 도구로 처리하는 경우 DPA·파기 등 개인정보 보호조치를 적용하며, 업무상 불필요한 식별정보는 입력 전에 최소화하거나 마스킹하는 것을 권장한다(최소처리 원칙, 개인정보보호법 제3조).</w:t>
       </w:r>
       <w:proofErr w:type="gramStart"/>
       <w:r>
@@ -9432,14 +9403,12 @@
           <w:sz w:val="19"/>
           <w:szCs w:val="19"/>
         </w:rPr>
-        <w:t xml:space="preserve">참고  </w:t>
       </w:r>
       <w:r>
         <w:rPr>
           <w:sz w:val="19"/>
           <w:szCs w:val="19"/>
         </w:rPr>
-        <w:t>일반</w:t>
       </w:r>
       <w:proofErr w:type="gramEnd"/>
       <w:r>
@@ -9447,7 +9416,6 @@
           <w:sz w:val="19"/>
           <w:szCs w:val="19"/>
         </w:rPr>
-        <w:t xml:space="preserve"> 개인정보의 외부 처리: 등급 2 도구로 처리하는 경우 DPA·파기 등 개인정보 보호조치를 적용하며, 업무상 불필요한 식별정보는 입력 전에 최소화하거나 </w:t>
       </w:r>
       <w:proofErr w:type="spellStart"/>
       <w:r>
@@ -9455,7 +9423,6 @@
           <w:sz w:val="19"/>
           <w:szCs w:val="19"/>
         </w:rPr>
-        <w:t>마스킹하는</w:t>
       </w:r>
       <w:proofErr w:type="spellEnd"/>
       <w:r>
@@ -9463,7 +9430,6 @@
           <w:sz w:val="19"/>
           <w:szCs w:val="19"/>
         </w:rPr>
-        <w:t xml:space="preserve"> 것을 권장한다(최소처리 원칙, 개인정보보호법 제3조).</w:t>
       </w:r>
     </w:p>
     <w:p>
@@ -9744,7 +9710,7 @@
         <w:spacing w:before="80" w:after="80"/>
       </w:pPr>
       <w:r>
-        <w:t>8개 항목 대부분 충족 → 등급 2</w:t>
+        <w:t>8개 항목 대부분 충족 → 회사계약 등급</w:t>
       </w:r>
     </w:p>
     <w:p>
@@ -9757,7 +9723,7 @@
         <w:spacing w:before="80" w:after="80"/>
       </w:pPr>
       <w:r>
-        <w:t>일부 항목 충족 → 등급 1</w:t>
+        <w:t>일부 항목 충족 → 개인계정 등급</w:t>
       </w:r>
     </w:p>
     <w:p>
@@ -9770,17 +9736,12 @@
         <w:spacing w:before="80" w:after="80"/>
       </w:pPr>
       <w:r>
-        <w:lastRenderedPageBreak/>
-        <w:t xml:space="preserve">대부분 </w:t>
+        <w:t>대부분 미충족 → 개인계정 등급</w:t>
       </w:r>
       <w:proofErr w:type="spellStart"/>
-      <w:r>
-        <w:t>미충족</w:t>
-      </w:r>
+      <w:r/>
       <w:proofErr w:type="spellEnd"/>
-      <w:r>
-        <w:t xml:space="preserve"> → 등급 1</w:t>
-      </w:r>
+      <w:r/>
     </w:p>
     <w:p>
       <w:pPr>
@@ -10036,7 +9997,7 @@
       </w:pPr>
       <w:bookmarkStart w:id="15" w:name="_Toc233286141"/>
       <w:r>
-        <w:t>4.3 사내 전용(등급 3) 도구 목록</w:t>
+        <w:t>4.3 사내전용 등급 도구 목록</w:t>
       </w:r>
       <w:bookmarkEnd w:id="15"/>
     </w:p>
@@ -10045,23 +10006,19 @@
         <w:spacing w:before="80" w:after="80"/>
       </w:pPr>
       <w:r>
-        <w:t>사내 구축 또는 자체 학습한 AI 도구(등급 3)는 §4.1의 외부 클라우드 도구 승인 목록과 별도로 '사내 전용 AI 도구 목록'</w:t>
+        <w:t>사내 구축 또는 자체 학습한 AI 도구(사내전용 등급)는 §4.1의 외부 클라우드 도구 승인 목록과 별도로 '사내 전용 AI 도구 목록'으로 관리한다.</w:t>
       </w:r>
       <w:proofErr w:type="spellStart"/>
-      <w:r>
-        <w:t>으로</w:t>
-      </w:r>
+      <w:r/>
       <w:proofErr w:type="spellEnd"/>
-      <w:r>
-        <w:t xml:space="preserve"> 관리한다.</w:t>
-      </w:r>
+      <w:r/>
     </w:p>
     <w:p>
       <w:pPr>
         <w:spacing w:before="80" w:after="80"/>
       </w:pPr>
       <w:r>
-        <w:t>각 등급 3 도구는 「AI 활용 및 관리 요령」 제7조 AI 거버넌스 위원회의 사전 심의·승인을 거쳐 등재하며, 접근통제(요령 제39조)·로그 보관(제40조, 개인정보 접속기록 2년)·자체 학습 시 학습데이터 요건(제33조)을 충족해야 한다.</w:t>
+        <w:t>각 사내전용 등급 도구는 「AI 활용 및 관리 요령」 제7조 AI 거버넌스 위원회의 사전 심의·승인을 거쳐 등재하며, 접근통제(요령 제39조)·로그 보관(제40조, 개인정보 접속기록 2년)·자체 학습 시 학습데이터 요건(제33조)을 충족해야 한다.</w:t>
       </w:r>
     </w:p>
     <w:p>
@@ -10088,7 +10045,7 @@
           <w:sz w:val="19"/>
           <w:szCs w:val="19"/>
         </w:rPr>
-        <w:t xml:space="preserve">ℹ </w:t>
+        <w:t xml:space="preserve">ℹ 참고  Level 3(비밀) 사내전용 등급 처리 기준 — </w:t>
       </w:r>
       <w:proofErr w:type="gramStart"/>
       <w:r>
@@ -10099,14 +10056,12 @@
           <w:sz w:val="19"/>
           <w:szCs w:val="19"/>
         </w:rPr>
-        <w:t xml:space="preserve">참고  </w:t>
       </w:r>
       <w:r>
         <w:rPr>
           <w:sz w:val="19"/>
           <w:szCs w:val="19"/>
         </w:rPr>
-        <w:t>Level</w:t>
       </w:r>
       <w:proofErr w:type="gramEnd"/>
       <w:r>
@@ -10114,7 +10069,6 @@
           <w:sz w:val="19"/>
           <w:szCs w:val="19"/>
         </w:rPr>
-        <w:t xml:space="preserve"> 3(비밀) 사내 전용(등급 3) 처리 기준 — </w:t>
       </w:r>
     </w:p>
     <w:p>
@@ -10364,7 +10318,7 @@
           <w:sz w:val="19"/>
           <w:szCs w:val="19"/>
         </w:rPr>
-        <w:t xml:space="preserve">ℹ </w:t>
+        <w:t>ℹ 참고  평가·결재: §4.2 8개 항목 검증에 위 적격 요건을 더하여 AX추진실이 1차 평가하고, 요령 제7조 위원회 심의와 CPO 결재로 '개인정보 위탁 적격'을 확정한다. 적격 요건을 충족하는 외부 도구가 확인되기 전까지 개인정보는 사내전용 등급 처리 또는 재식별 불가 검증을 통과한 익명처리 후에만 처리한다.</w:t>
       </w:r>
       <w:proofErr w:type="gramStart"/>
       <w:r>
@@ -10375,14 +10329,12 @@
           <w:sz w:val="19"/>
           <w:szCs w:val="19"/>
         </w:rPr>
-        <w:t xml:space="preserve">참고  </w:t>
       </w:r>
       <w:r>
         <w:rPr>
           <w:sz w:val="19"/>
           <w:szCs w:val="19"/>
         </w:rPr>
-        <w:t>평가</w:t>
       </w:r>
       <w:proofErr w:type="gramEnd"/>
       <w:r>
@@ -10390,7 +10342,6 @@
           <w:sz w:val="19"/>
           <w:szCs w:val="19"/>
         </w:rPr>
-        <w:t>·결재: §4.2 8개 항목 검증에 위 적격 요건을 더하여 AX추진실이 1차 평가하고, 요령 제7조 위원회 심의와 CPO 결재로 '개인정보 위탁 적격'을 확정한다. 적격 요건을 충족하는 외부 도구가 확인되기 전까지 개인정보는 등급 3(사내 전용) 처리 또는 재식별 불가 검증을 통과한 익명처리 후에만 처리한다.</w:t>
       </w:r>
     </w:p>
     <w:p>
@@ -10543,16 +10494,12 @@
         <w:spacing w:before="80" w:after="80"/>
       </w:pPr>
       <w:r>
-        <w:t>업무망은 「정보보호관리세칙」 제39조에 따라 인터넷이 기본 차단되어 있다. 외부 AI 도구는 해당 URL을 화이트리스트로 등록·</w:t>
+        <w:t>업무망은 「정보보호관리세칙」 제39조에 따라 인터넷이 기본 차단되어 있다. 외부 AI 도구는 해당 URL을 화이트리스트로 등록·승인받은 후 §3.2 매트릭스에 따라 사용한다. 회사계약 등급 도구는 회사 워크스페이스 가입을 전제로 한다.</w:t>
       </w:r>
       <w:proofErr w:type="spellStart"/>
-      <w:r>
-        <w:t>승인받은</w:t>
-      </w:r>
+      <w:r/>
       <w:proofErr w:type="spellEnd"/>
-      <w:r>
-        <w:t xml:space="preserve"> 후 §3.2 매트릭스에 따라 사용한다. 등급 2 도구는 회사 워크스페이스 가입을 전제로 한다.</w:t>
-      </w:r>
+      <w:r/>
     </w:p>
     <w:p>
       <w:pPr>
@@ -10572,16 +10519,12 @@
         <w:spacing w:before="40" w:after="40"/>
       </w:pPr>
       <w:r>
-        <w:t xml:space="preserve">URL 화이트리스트 등록·승인: 도구 URL을 인프라운영실(보안담당)에 등록 신청하여 </w:t>
+        <w:t>URL 화이트리스트 등록·승인: 도구 URL을 인프라운영실(보안담당)에 등록 신청하여 승인받는다. 동일 도구에 개인 계정과 회사 팀 계정이 모두 있는 경우, 회사 팀 계정(회사계약 등급) 도입 여부를 확인하여 팀 계정 사용을 조건으로 허용하고, 팀 계정이 없으면 개인계정 등급으로 보아 Level 1에 한정하며 자기신고를 전제로 한다.</w:t>
       </w:r>
       <w:proofErr w:type="spellStart"/>
-      <w:r>
-        <w:t>승인받는다</w:t>
-      </w:r>
+      <w:r/>
       <w:proofErr w:type="spellEnd"/>
-      <w:r>
-        <w:t>. 동일 도구에 개인 계정과 회사 팀 계정이 모두 있는 경우, 회사 팀 계정(등급 2) 도입 여부를 확인하여 팀 계정 사용을 조건으로 허용하고, 팀 계정이 없으면 등급 1로 보아 Level 1에 한정하며 자기신고를 전제로 한다.</w:t>
-      </w:r>
+      <w:r/>
     </w:p>
     <w:p>
       <w:pPr>
@@ -10606,8 +10549,7 @@
         <w:spacing w:before="40" w:after="40"/>
       </w:pPr>
       <w:r>
-        <w:lastRenderedPageBreak/>
-        <w:t>관리자 콘솔 기반 사용자 권한·사용량 통제 (등급 2 도구)</w:t>
+        <w:t>관리자 콘솔 기반 사용자 권한·사용량 통제 (회사계약 등급 도구)</w:t>
       </w:r>
     </w:p>
     <w:p>
@@ -10752,7 +10694,7 @@
         <w:spacing w:before="40" w:after="40"/>
       </w:pPr>
       <w:r>
-        <w:t>개인·팀 계정 확인: 동일 도구에 개인·회사 팀 계정이 모두 있으면 회사 팀 계정(등급 2) 도입 여부를 확인하여 팀 계정 사용을 조건으로 허용한다.</w:t>
+        <w:t>개인·팀 계정 확인: 동일 도구에 개인·회사 팀 계정이 모두 있으면 회사 팀 계정(회사계약 등급) 도입 여부를 확인하여 팀 계정 사용을 조건으로 허용한다.</w:t>
       </w:r>
     </w:p>
     <w:p>
@@ -10765,7 +10707,7 @@
         <w:spacing w:before="40" w:after="40"/>
       </w:pPr>
       <w:r>
-        <w:t>회사 워크스페이스 가입: 등급 2 도구는 AX추진실 통제 하에 회사 워크스페이스로 가입·사용한다.</w:t>
+        <w:t>회사 워크스페이스 가입: 회사계약 등급 도구는 AX추진실 통제 하에 회사 워크스페이스로 가입·사용한다.</w:t>
       </w:r>
     </w:p>
     <w:p>
@@ -10778,7 +10720,7 @@
         <w:spacing w:before="40" w:after="40"/>
       </w:pPr>
       <w:r>
-        <w:t>등급 1 도구는 자기신고(§8.3)를 전제로 일반정보(Level 1)에 한정하여 사용한다.</w:t>
+        <w:t>개인계정 등급 도구는 자기신고(§8.3)를 전제로 일반정보(Level 1)에 한정하여 사용한다.</w:t>
       </w:r>
     </w:p>
     <w:p>
@@ -10813,7 +10755,7 @@
       </w:pPr>
       <w:bookmarkStart w:id="21" w:name="_Toc233286147"/>
       <w:r>
-        <w:t>5.4 등급 1 도구 활용 가이드라인</w:t>
+        <w:t>5.4 개인계정 등급 도구 활용 가이드라인</w:t>
       </w:r>
       <w:bookmarkEnd w:id="21"/>
     </w:p>
@@ -10822,7 +10764,7 @@
         <w:spacing w:before="80" w:after="80"/>
       </w:pPr>
       <w:r>
-        <w:t>등급 1 도구는 §3.2 매트릭스에 따라 Level 1 (일반정보) 처리에 한정하여 허용된다. 다음 사항을 준수해야 한다.</w:t>
+        <w:t>개인계정 등급 도구는 §3.2 매트릭스에 따라 Level 1 (일반정보) 처리에 한정하여 허용된다. 다음 사항을 준수해야 한다.</w:t>
       </w:r>
     </w:p>
     <w:p>
@@ -11377,7 +11319,7 @@
                 <w:sz w:val="17"/>
                 <w:szCs w:val="17"/>
               </w:rPr>
-              <w:t>등급 1 도구 접근 시도 건수</w:t>
+              <w:t>개인계정 등급 도구 접근 시도 건수</w:t>
             </w:r>
           </w:p>
         </w:tc>
@@ -12152,7 +12094,7 @@
                 <w:sz w:val="17"/>
                 <w:szCs w:val="17"/>
               </w:rPr>
-              <w:t>등급 1 자기신고자 수 및 사용 현황</w:t>
+              <w:t>개인계정 등급 자기신고자 수 및 사용 현황</w:t>
             </w:r>
           </w:p>
         </w:tc>
@@ -12628,7 +12570,7 @@
                 <w:sz w:val="17"/>
                 <w:szCs w:val="17"/>
               </w:rPr>
-              <w:t>등급 2 도구 AI 에이전트 권한 검토 결과 (향후 게이트웨이 도입 시 권한 로그 기반 전환)</w:t>
+              <w:t>회사계약 등급 도구 AI 에이전트 권한 검토 결과 (향후 게이트웨이 도입 시 권한 로그 기반 전환)</w:t>
             </w:r>
           </w:p>
         </w:tc>
@@ -13913,7 +13855,7 @@
                 <w:sz w:val="17"/>
                 <w:szCs w:val="17"/>
               </w:rPr>
-              <w:t xml:space="preserve">• 등급 1 자기신고자 명단 관리 </w:t>
+              <w:t xml:space="preserve">• 개인계정 등급 자기신고자 명단 관리 </w:t>
             </w:r>
           </w:p>
           <w:p>
@@ -14641,7 +14583,7 @@
                 <w:sz w:val="17"/>
                 <w:szCs w:val="17"/>
               </w:rPr>
-              <w:t xml:space="preserve">각 등급 2 도구별 Privacy </w:t>
+              <w:t>각 회사계약 등급 도구별 Privacy Policy·DPA 법적 검토 지원, 법적 리스크 자문</w:t>
             </w:r>
             <w:proofErr w:type="spellStart"/>
             <w:r>
@@ -14649,7 +14591,6 @@
                 <w:sz w:val="17"/>
                 <w:szCs w:val="17"/>
               </w:rPr>
-              <w:t>Policy·DPA</w:t>
             </w:r>
             <w:proofErr w:type="spellEnd"/>
             <w:r>
@@ -14657,7 +14598,6 @@
                 <w:sz w:val="17"/>
                 <w:szCs w:val="17"/>
               </w:rPr>
-              <w:t xml:space="preserve"> 법적 검토 지원, 법적 리스크 자문</w:t>
             </w:r>
           </w:p>
         </w:tc>
@@ -14902,7 +14842,7 @@
                 <w:sz w:val="17"/>
                 <w:szCs w:val="17"/>
               </w:rPr>
-              <w:t xml:space="preserve">• 등급 1 도구 사용 시 AX추진실에 사전 자기신고 </w:t>
+              <w:t xml:space="preserve">• 개인계정 등급 도구 사용 시 AX추진실에 사전 자기신고 </w:t>
             </w:r>
           </w:p>
           <w:p>
@@ -15233,15 +15173,11 @@
           <w:bCs/>
           <w:color w:val="E8A020"/>
         </w:rPr>
-        <w:t xml:space="preserve">②  </w:t>
-      </w:r>
-      <w:r>
-        <w:t>등급</w:t>
-      </w:r>
+        <w:t>②  개인계정 등급 도구 사용 시 자기신고 의무 — 사전 협의 또는 자기신고 절차를 거치지 않은 개인계정 등급 도구 사용은 금지된다.</w:t>
+      </w:r>
+      <w:r/>
       <w:proofErr w:type="gramEnd"/>
-      <w:r>
-        <w:t xml:space="preserve"> 1 도구 사용 시 자기신고 의무 — 사전 협의 또는 자기신고 절차를 거치지 않은 등급 1 도구 사용은 금지된다.</w:t>
-      </w:r>
+      <w:r/>
     </w:p>
     <w:p>
       <w:pPr>
@@ -15277,15 +15213,11 @@
           <w:bCs/>
           <w:color w:val="E8A020"/>
         </w:rPr>
-        <w:t xml:space="preserve">④  </w:t>
-      </w:r>
-      <w:r>
-        <w:t>Level</w:t>
-      </w:r>
+        <w:t>④  Level 3 기밀 데이터 입력 금지 — 어떠한 망·도구에서도 Level 3 기밀 데이터의 외부 AI 도구 입력은 금지된다. 다만 사내전용 등급 도구는 데이터가 외부로 전송되지 아니하므로 본 항의 적용을 받지 아니하며, 요령 제7조 위원회 심의를 거쳐 Level 3 처리가 조건부 허용될 수 있다.</w:t>
+      </w:r>
+      <w:r/>
       <w:proofErr w:type="gramEnd"/>
-      <w:r>
-        <w:t xml:space="preserve"> 3 기밀 데이터 입력 금지 — 어떠한 망·도구에서도 Level 3 기밀 데이터의 외부 AI 도구 입력은 금지된다. 다만 등급 3(사내 전용) 도구는 데이터가 외부로 전송되지 아니하므로 본 항의 적용을 받지 아니하며, 요령 제7조 위원회 심의를 거쳐 Level 3 처리가 조건부 허용될 수 있다.</w:t>
-      </w:r>
+      <w:r/>
     </w:p>
     <w:p>
       <w:pPr>
@@ -15299,15 +15231,11 @@
           <w:bCs/>
           <w:color w:val="E8A020"/>
         </w:rPr>
-        <w:t xml:space="preserve">⑤  </w:t>
-      </w:r>
-      <w:r>
-        <w:t>AX</w:t>
-      </w:r>
+        <w:t>⑤  AX추진실 통제 워크스페이스 외 도구의 업무 사용 자제 — 개인 가입 Pro/Plus 등은 개인계정 등급으로 분류되어 자기신고 의무가 적용된다. 자기신고 없이 업무에 사용한 경우 §8.5 제재 절차의 대상이 된다.</w:t>
+      </w:r>
+      <w:r/>
       <w:proofErr w:type="gramEnd"/>
-      <w:r>
-        <w:t>추진실 통제 워크스페이스 외 도구의 업무 사용 자제 — 개인 가입 Pro/Plus 등은 등급 1로 분류되어 자기신고 의무가 적용된다. 자기신고 없이 업무에 사용한 경우 §8.5 제재 절차의 대상이 된다.</w:t>
-      </w:r>
+      <w:r/>
     </w:p>
     <w:p>
       <w:pPr>
@@ -15320,7 +15248,7 @@
       </w:pPr>
       <w:bookmarkStart w:id="32" w:name="_Toc233286158"/>
       <w:r>
-        <w:t>8.3 자기신고 의무 (등급 1 도구)</w:t>
+        <w:t>8.3 자기신고 의무 (개인계정 등급 도구)</w:t>
       </w:r>
       <w:bookmarkEnd w:id="32"/>
     </w:p>
@@ -15329,7 +15257,7 @@
         <w:spacing w:before="80" w:after="80"/>
       </w:pPr>
       <w:r>
-        <w:t>등급 1(공용 클라우드, 개인 계정 무료·유료) 도구를 업무 목적으로 활용하려는 자는, 해당 도구가 승인 목록에 등재되어 있더라도 사용 개시 전 AX추진실에 자기신고를 완료해야 한다.</w:t>
+        <w:t>개인계정 등급(공용 클라우드, 개인 계정 무료·유료) 도구를 업무 목적으로 활용하려는 자는, 해당 도구가 승인 목록에 등재되어 있더라도 사용 개시 전 AX추진실에 자기신고를 완료해야 한다.</w:t>
       </w:r>
     </w:p>
     <w:p>
@@ -15406,15 +15334,11 @@
           <w:bCs/>
           <w:color w:val="E8A020"/>
         </w:rPr>
-        <w:t xml:space="preserve">①  </w:t>
-      </w:r>
-      <w:r>
-        <w:t>(</w:t>
-      </w:r>
+        <w:t>①  (계정) AI 도구는 회사가 관리자 권한을 가진 워크스페이스(회사계약 등급)의 조직 계정으로만 업무에 사용하며, 개인 명의 무료·유료 계정 및 API 키 방식의 업무 사용은 금지한다(§1.3·§8.2 정합).</w:t>
+      </w:r>
+      <w:r/>
       <w:proofErr w:type="gramEnd"/>
-      <w:r>
-        <w:t>계정) AI 도구는 회사가 관리자 권한을 가진 워크스페이스(등급 2)의 조직 계정으로만 업무에 사용하며, 개인 명의 무료·유료 계정 및 API 키 방식의 업무 사용은 금지한다(§1.3·§8.2 정합).</w:t>
-      </w:r>
+      <w:r/>
     </w:p>
     <w:p>
       <w:pPr>
@@ -15727,7 +15651,7 @@
           <w:sz w:val="19"/>
           <w:szCs w:val="19"/>
         </w:rPr>
-        <w:t xml:space="preserve">ℹ </w:t>
+        <w:t>ℹ 참고  적발 수단의 현 한계: 개인계정 등급(개인 명의) 도구는 회사가 관리자 권한을 갖지 못해 실시간 적발이 어려우며, 법인카드 전표·자기신고·분기 감사로 사후 적발한다. 향후 게이트웨이·DLP 도입 시 실시간 적발로 전환한다.</w:t>
       </w:r>
       <w:proofErr w:type="gramStart"/>
       <w:r>
@@ -15738,14 +15662,12 @@
           <w:sz w:val="19"/>
           <w:szCs w:val="19"/>
         </w:rPr>
-        <w:t xml:space="preserve">참고  </w:t>
       </w:r>
       <w:r>
         <w:rPr>
           <w:sz w:val="19"/>
           <w:szCs w:val="19"/>
         </w:rPr>
-        <w:t>적발</w:t>
       </w:r>
       <w:proofErr w:type="gramEnd"/>
       <w:r>
@@ -15753,7 +15675,6 @@
           <w:sz w:val="19"/>
           <w:szCs w:val="19"/>
         </w:rPr>
-        <w:t xml:space="preserve"> 수단의 현 한계: 등급 1(개인 명의) 도구는 회사가 관리자 권한을 갖지 못해 실시간 적발이 어려우며, 법인카드 전표·자기신고·분기 감사로 사후 적발한다. 향후 게이트웨이·DLP 도입 시 실시간 적발로 전환한다.</w:t>
       </w:r>
     </w:p>
     <w:p>
@@ -20262,24 +20183,16 @@
         <w:spacing w:before="80" w:after="80"/>
       </w:pPr>
       <w:r>
-        <w:t>AX추진실은 신청서 접수 후 아래 7대 요건을 기준으로 사전 검토를 수행하고 [별지 2] 체크리스트에 기록한다. 검토 결과는 등급 2(허용</w:t>
+        <w:t>AX추진실은 신청서 접수 후 아래 7대 요건을 기준으로 사전 검토를 수행하고 [별지 2] 체크리스트에 기록한다. 검토 결과는 회사계약 등급(허용) / 개인계정 등급(제한적 허용) / 반려 중 하나로 분류하며, 반려 시 사유를 신청자에게 서면 통보한다.</w:t>
       </w:r>
       <w:proofErr w:type="gramStart"/>
-      <w:r>
-        <w:t>) /</w:t>
-      </w:r>
+      <w:r/>
       <w:proofErr w:type="gramEnd"/>
-      <w:r>
-        <w:t xml:space="preserve"> 등급 1(제한적 허용</w:t>
-      </w:r>
+      <w:r/>
       <w:proofErr w:type="gramStart"/>
-      <w:r>
-        <w:t>) /</w:t>
-      </w:r>
+      <w:r/>
       <w:proofErr w:type="gramEnd"/>
-      <w:r>
-        <w:t xml:space="preserve"> 반려 중 하나로 분류하며, 반려 시 사유를 신청자에게 서면 통보한다.</w:t>
-      </w:r>
+      <w:r/>
     </w:p>
     <w:p>
       <w:pPr>
@@ -24403,7 +24316,7 @@
                 <w:sz w:val="17"/>
                 <w:szCs w:val="17"/>
               </w:rPr>
-              <w:t>등급 2 워크스페이스 계정 비활성화, 팀 계정 비활성화 및 구독 해지, 접근 권한 회수 (향후 게이트웨이 차단 룰 적용)</w:t>
+              <w:t>회사계약 등급 워크스페이스 계정 비활성화, 팀 계정 비활성화 및 구독 해지, 접근 권한 회수 (향후 게이트웨이 차단 룰 적용)</w:t>
             </w:r>
           </w:p>
         </w:tc>
@@ -24791,7 +24704,7 @@
                 <w:sz w:val="17"/>
                 <w:szCs w:val="17"/>
               </w:rPr>
-              <w:t xml:space="preserve">등급 2 관리자 콘솔 즉시 </w:t>
+              <w:t>회사계약 등급 관리자 콘솔 즉시 비활성화 / 개인계정 등급 즉시 공지 (향후 게이트웨이 네트워크 차단) — 인프라운영실</w:t>
             </w:r>
             <w:proofErr w:type="gramStart"/>
             <w:r>
@@ -24799,7 +24712,6 @@
                 <w:sz w:val="17"/>
                 <w:szCs w:val="17"/>
               </w:rPr>
-              <w:t>비활성화 /</w:t>
             </w:r>
             <w:proofErr w:type="gramEnd"/>
             <w:r>
@@ -24807,7 +24719,6 @@
                 <w:sz w:val="17"/>
                 <w:szCs w:val="17"/>
               </w:rPr>
-              <w:t xml:space="preserve"> 등급 1 즉시 공지 (향후 게이트웨이 네트워크 차단) — 인프라운영실</w:t>
             </w:r>
           </w:p>
         </w:tc>
@@ -26017,7 +25928,7 @@
           <w:sz w:val="19"/>
           <w:szCs w:val="19"/>
         </w:rPr>
-        <w:t xml:space="preserve">ℹ </w:t>
+        <w:t>ℹ 참고  이관 기간(6개월) 중 §8.3 자기신고 의무에 해당하는 개인계정 등급 도구 사용자는 시행일로부터 30일 이내에 AX추진실에 자기신고를 완료하여야 한다. 기간 내 자기신고 완료 시 시행일 이전 사용 이력에 대한 §8.5 제재를 소급 적용하지 않는다.</w:t>
       </w:r>
       <w:proofErr w:type="gramStart"/>
       <w:r>
@@ -26028,14 +25939,12 @@
           <w:sz w:val="19"/>
           <w:szCs w:val="19"/>
         </w:rPr>
-        <w:t xml:space="preserve">참고  </w:t>
       </w:r>
       <w:r>
         <w:rPr>
           <w:sz w:val="19"/>
           <w:szCs w:val="19"/>
         </w:rPr>
-        <w:t>이관</w:t>
       </w:r>
       <w:proofErr w:type="gramEnd"/>
       <w:r>
@@ -26043,7 +25952,6 @@
           <w:sz w:val="19"/>
           <w:szCs w:val="19"/>
         </w:rPr>
-        <w:t xml:space="preserve"> 기간(6개월) 중 §8.3 자기신고 의무에 해당하는 등급 1 도구 사용자는 시행일로부터 30일 이내에 AX추진실에 자기신고를 완료하여야 한다. 기간 내 자기신고 완료 시 시행일 이전 사용 이력에 대한 §8.5 제재를 소급 적용하지 않는다.</w:t>
       </w:r>
     </w:p>
     <w:p>
@@ -28892,22 +28800,22 @@
                 <w:sz w:val="18"/>
                 <w:szCs w:val="18"/>
               </w:rPr>
-              <w:t>□ 등급 2 콘솔 비활성화</w:t>
-            </w:r>
-          </w:p>
-          <w:p>
-            <w:pPr>
-              <w:rPr>
-                <w:sz w:val="18"/>
-                <w:szCs w:val="18"/>
-              </w:rPr>
-            </w:pPr>
-            <w:r>
-              <w:rPr>
-                <w:sz w:val="18"/>
-                <w:szCs w:val="18"/>
-              </w:rPr>
-              <w:t>□ 등급 1 공지·결제 차단</w:t>
+              <w:t>□ 회사계약 등급 콘솔 비활성화</w:t>
+            </w:r>
+          </w:p>
+          <w:p>
+            <w:pPr>
+              <w:rPr>
+                <w:sz w:val="18"/>
+                <w:szCs w:val="18"/>
+              </w:rPr>
+            </w:pPr>
+            <w:r>
+              <w:rPr>
+                <w:sz w:val="18"/>
+                <w:szCs w:val="18"/>
+              </w:rPr>
+              <w:t>□ 개인계정 등급 공지·결제 차단</w:t>
             </w:r>
           </w:p>
           <w:p>
